--- a/Collatio/5/1. Textos/1. Marcados/5-A.docx
+++ b/Collatio/5/1. Textos/1. Marcados/5-A.docx
@@ -3,94 +3,139 @@
 <w:document xmlns:wpc="http://schemas.microsoft.com/office/word/2010/wordprocessingCanvas" xmlns:cx="http://schemas.microsoft.com/office/drawing/2014/chartex" xmlns:cx1="http://schemas.microsoft.com/office/drawing/2015/9/8/chartex" xmlns:cx2="http://schemas.microsoft.com/office/drawing/2015/10/21/chartex" xmlns:cx3="http://schemas.microsoft.com/office/drawing/2016/5/9/chartex" xmlns:cx4="http://schemas.microsoft.com/office/drawing/2016/5/10/chartex" xmlns:cx5="http://schemas.microsoft.com/office/drawing/2016/5/11/chartex" xmlns:cx6="http://schemas.microsoft.com/office/drawing/2016/5/12/chartex" xmlns:cx7="http://schemas.microsoft.com/office/drawing/2016/5/13/chartex" xmlns:cx8="http://schemas.microsoft.com/office/drawing/2016/5/14/chartex" xmlns:mc="http://schemas.openxmlformats.org/markup-compatibility/2006" xmlns:aink="http://schemas.microsoft.com/office/drawing/2016/ink" xmlns:am3d="http://schemas.microsoft.com/office/drawing/2017/model3d" xmlns:o="urn:schemas-microsoft-com:office:office" xmlns:oel="http://schemas.microsoft.com/office/2019/extlst" xmlns:r="http://schemas.openxmlformats.org/officeDocument/2006/relationships" xmlns:m="http://schemas.openxmlformats.org/officeDocument/2006/math" xmlns:v="urn:schemas-microsoft-com:vml" xmlns:wp14="http://schemas.microsoft.com/office/word/2010/wordprocessingDrawing" xmlns:wp="http://schemas.openxmlformats.org/drawingml/2006/wordprocessingDrawing" xmlns:w10="urn:schemas-microsoft-com:office:word" xmlns:w="http://schemas.openxmlformats.org/wordprocessingml/2006/main" xmlns:w14="http://schemas.microsoft.com/office/word/2010/wordml" xmlns:w15="http://schemas.microsoft.com/office/word/2012/wordml" xmlns:w16cex="http://schemas.microsoft.com/office/word/2018/wordml/cex" xmlns:w16cid="http://schemas.microsoft.com/office/word/2016/wordml/cid" xmlns:w16="http://schemas.microsoft.com/office/word/2018/wordml" xmlns:w16du="http://schemas.microsoft.com/office/word/2023/wordml/word16du" xmlns:w16sdtdh="http://schemas.microsoft.com/office/word/2020/wordml/sdtdatahash" xmlns:w16sdtfl="http://schemas.microsoft.com/office/word/2024/wordml/sdtformatlock" xmlns:w16se="http://schemas.microsoft.com/office/word/2015/wordml/symex" xmlns:wpg="http://schemas.microsoft.com/office/word/2010/wordprocessingGroup" xmlns:wpi="http://schemas.microsoft.com/office/word/2010/wordprocessingInk" xmlns:wne="http://schemas.microsoft.com/office/word/2006/wordml" xmlns:wps="http://schemas.microsoft.com/office/word/2010/wordprocessingShape" mc:Ignorable="w14 w15 w16se w16cid w16 w16cex w16sdtdh w16sdtfl w16du wp14">
   <w:body>
     <w:p>
-      <w:r>
-        <w:rPr>
+      <w:pPr>
+        <w:rPr>
+          <w:rFonts w:ascii="Brill" w:hAnsi="Brill"/>
+        </w:rPr>
+      </w:pPr>
+      <w:r>
+        <w:rPr>
+          <w:rFonts w:ascii="Brill" w:hAnsi="Brill"/>
           <w:color w:val="FF0000"/>
         </w:rPr>
         <w:t>13ra</w:t>
       </w:r>
       <w:r>
+        <w:rPr>
+          <w:rFonts w:ascii="Brill" w:hAnsi="Brill"/>
+        </w:rPr>
         <w:t xml:space="preserve"> E dixo el dicipulo ruego te maestro que me digas que figura ha dios en si e esta demanda te fago por los que dize en la brivia que dixo dios quando formo Adam fagamos omen a nuestra semejança el que fizo a la figura que omen es e digo que quiero fazer a su semejança e da se a entender </w:t>
       </w:r>
       <w:r>
         <w:rPr>
+          <w:rFonts w:ascii="Brill" w:hAnsi="Brill"/>
           <w:color w:val="FF0000"/>
         </w:rPr>
         <w:t>13rb</w:t>
       </w:r>
       <w:r>
+        <w:rPr>
+          <w:rFonts w:ascii="Brill" w:hAnsi="Brill"/>
+        </w:rPr>
         <w:t xml:space="preserve"> qu el avia esta figura a que fizo el ombre por esto te ruego que me saques d esta duda %. E respondio el maestro d esto te fare yo cierto aina pues que tu lo demandas sepas que dios non ha figura ninguna quanto en dios e los santos vien aventurados que estan en la gloria de paraiso ante el non le pueden ver otra semejança si non una voz e claridad que e este es quanto vicio e quanto vien ellos han de que se nunca pueden avondar por ningund tienpo e a lo que tu demandas que dize en la vrivia que dixo dios quando formo Adam fagamos omen a nuestra imagen e a nuestra semejança que se deva a entender pues Adam avie esta figura que atal la avie dios sepas que non es este el entendimiento de la razon mas es el que te dire ante que dios formase a Adam ante savie el muy vien lo que Adam avia a fazer contra el en como </w:t>
       </w:r>
       <w:r>
         <w:rPr>
+          <w:rFonts w:ascii="Brill" w:hAnsi="Brill"/>
           <w:color w:val="FF0000"/>
         </w:rPr>
         <w:t>13va</w:t>
       </w:r>
       <w:r>
+        <w:rPr>
+          <w:rFonts w:ascii="Brill" w:hAnsi="Brill"/>
+        </w:rPr>
         <w:t xml:space="preserve"> avia a errar contra el e a pecar e asi como el nuestro señor sabia que Adam avia a errar contra el aviendo forma de omen e seyendo el ombre conplido luego el ordeno en si mismo que tal yerro como este que se avia a fazer por honbre de carne bivo que era de Adam que convenie que en aquella figura en que se faze el pecado e el yerro que en aquella misma figura tolliese e se emendase e vio el nuestro señor que Adam era el primer qu el feziera e que con otro omen qu el fiziese nascer en el mundo que non podrie toller el yerro de aquel si non por si mismo que convenie que el era criador de todo que tomase forma de criatura que es el omen Ca natura es derecha que con la cosa fuerte desfaze omen la mas flaca e vien asi fue todo esto que como quier que muy estraña cosa fuese fazer dios Adam que fuese como de primero o mucho mas fue estraña en querer dios </w:t>
       </w:r>
       <w:r>
         <w:rPr>
+          <w:rFonts w:ascii="Brill" w:hAnsi="Brill"/>
           <w:color w:val="FF0000"/>
         </w:rPr>
         <w:t>13vb</w:t>
       </w:r>
       <w:r>
+        <w:rPr>
+          <w:rFonts w:ascii="Brill" w:hAnsi="Brill"/>
+        </w:rPr>
         <w:t xml:space="preserve"> fazer de si ombre terrenal ca dios non ha mengua ninguna e querer tornar a seer la mas menguada criatura de todas las del mundo e esto non gelo fizo fazer si non tres cosas lo primero fuerça de grand bondad que ha en el la segunda dolliendo se que non paresciese la criatura qu el avia fecha e la tercera para mostrar el su poder quan maño era que asi como el avia poder de las cosas que non era nada tornar las a seer muy grandes e muy buenas que vien asi ha poder de tornar las grandes e en pequeñas quando el quisiere e asi fue esto en tornar se el que es dios en querer seer omen e por que dios avia ya ordenado en si mismo de fazer lo aquel tienpo qu el vio que convenia que fuese por esta razon contava el lo que avia el ordenado en si mismo por fecho e como quier qu el uno el fiziese luego en presente asi como el fizo en formar </w:t>
       </w:r>
       <w:r>
         <w:rPr>
+          <w:rFonts w:ascii="Brill" w:hAnsi="Brill"/>
           <w:color w:val="FF0000"/>
         </w:rPr>
         <w:t>14ra</w:t>
       </w:r>
       <w:r>
+        <w:rPr>
+          <w:rFonts w:ascii="Brill" w:hAnsi="Brill"/>
+        </w:rPr>
         <w:t xml:space="preserve"> a Adam e lo toviese ordenado para fazer adelante tan vien contava el por fecho de aquella ora lo uno como lo al e por esta razon dixo fagamos omen a nuestra imagen e a nuestra semejança Ca ya el avia tomado aquella forma para si Ca por aquella avia el a emendar el yerro de la otra e de mas por razon del alma que puso Adam la qual alma es de tres virtudes la primera es llamada vegetativa es en crecer la segunda sensitiva la tercera racional la vegetativa es en crecer que asi como ella crece asi cresce el omen demuestra su poder la otra es sentir el vien e el mal que</w:t>
       </w:r>
       <w:r>
         <w:rPr>
+          <w:rFonts w:ascii="Brill" w:hAnsi="Brill"/>
           <w:lang w:val="es-ES"/>
         </w:rPr>
         <w:t xml:space="preserve"> </w:t>
       </w:r>
       <w:r>
+        <w:rPr>
+          <w:rFonts w:ascii="Brill" w:hAnsi="Brill"/>
+        </w:rPr>
         <w:t xml:space="preserve">l fagan la otra es racional e esta tercera non ha otra cosa viva si non el alma del omen E es semejante de los angeles Ca asi como los angeles son espiritus de razon qu el alma ha semejança de dios e por </w:t>
       </w:r>
       <w:r>
         <w:rPr>
+          <w:rFonts w:ascii="Brill" w:hAnsi="Brill"/>
           <w:color w:val="FF0000"/>
         </w:rPr>
         <w:t>14rb</w:t>
       </w:r>
       <w:r>
+        <w:rPr>
+          <w:rFonts w:ascii="Brill" w:hAnsi="Brill"/>
+        </w:rPr>
         <w:t xml:space="preserve"> estas cosas d</w:t>
       </w:r>
       <w:r>
         <w:rPr>
+          <w:rFonts w:ascii="Brill" w:hAnsi="Brill"/>
           <w:lang w:val="es-ES"/>
         </w:rPr>
         <w:t>o</w:t>
       </w:r>
       <w:r>
+        <w:rPr>
+          <w:rFonts w:ascii="Brill" w:hAnsi="Brill"/>
+        </w:rPr>
         <w:t>s</w:t>
       </w:r>
       <w:r>
         <w:rPr>
+          <w:rFonts w:ascii="Brill" w:hAnsi="Brill"/>
           <w:lang w:val="es-ES"/>
         </w:rPr>
         <w:t xml:space="preserve"> </w:t>
       </w:r>
       <w:r>
+        <w:rPr>
+          <w:rFonts w:ascii="Brill" w:hAnsi="Brill"/>
+        </w:rPr>
         <w:t xml:space="preserve">que te he dicho se conplen las dos semejanças de dios </w:t>
       </w:r>
       <w:r>
         <w:rPr>
+          <w:rFonts w:ascii="Brill" w:hAnsi="Brill"/>
           <w:color w:val="FF0000"/>
         </w:rPr>
         <w:t xml:space="preserve">la una </w:t>
       </w:r>
       <w:r>
+        <w:rPr>
+          <w:rFonts w:ascii="Brill" w:hAnsi="Brill"/>
+        </w:rPr>
         <w:t>que dezie la una en semejar el alma a la figura de dios en razon la otra en semejança de la carne del cuerpo de Adam a la encarnacion del segundo Adam que fue Jesucristo el primero Adam peco el segundo Adam lavo e sano el su pecado %.</w:t>
       </w:r>
     </w:p>
